--- a/rustore.docx
+++ b/rustore.docx
@@ -297,7 +297,31 @@
           <w:sz w:val="32"/>
           <w:szCs w:val="32"/>
         </w:rPr>
-        <w:t>льно простым и удобным</w:t>
+        <w:t>льно простым</w:t>
+      </w:r>
+      <w:r>
+        <w:rPr>
+          <w:rFonts w:ascii="Times New Roman" w:hAnsi="Times New Roman" w:cs="Times New Roman"/>
+          <w:sz w:val="32"/>
+          <w:szCs w:val="32"/>
+        </w:rPr>
+        <w:t>и</w:t>
+      </w:r>
+      <w:r>
+        <w:rPr>
+          <w:rFonts w:ascii="Times New Roman" w:hAnsi="Times New Roman" w:cs="Times New Roman"/>
+          <w:sz w:val="32"/>
+          <w:szCs w:val="32"/>
+        </w:rPr>
+        <w:t xml:space="preserve"> и удобным</w:t>
+      </w:r>
+      <w:r>
+        <w:rPr>
+          <w:rFonts w:ascii="Times New Roman" w:hAnsi="Times New Roman" w:cs="Times New Roman"/>
+          <w:sz w:val="32"/>
+          <w:szCs w:val="32"/>
+        </w:rPr>
+        <w:t>и</w:t>
       </w:r>
       <w:r>
         <w:rPr>
